--- a/template_variants/DOCX/3HE_4E.2_3PET4_0EST.docx
+++ b/template_variants/DOCX/3HE_4E.2_3PET4_0EST.docx
@@ -99,7 +99,27 @@
                 <w:sz w:val="32"/>
                 <w:szCs w:val="32"/>
               </w:rPr>
-              <w:t xml:space="preserve"> GwMKvjPvivj BÛvw÷ªR</w:t>
+              <w:t xml:space="preserve"> GwM</w:t>
+            </w:r>
+            <w:r>
+              <w:rPr>
+                <w:rFonts w:ascii="SutonnyMJ" w:hAnsi="SutonnyMJ" w:cs="SutonnyMJ"/>
+                <w:b/>
+                <w:sz w:val="32"/>
+                <w:szCs w:val="32"/>
+              </w:rPr>
+              <w:t>ª</w:t>
+            </w:r>
+            <w:bookmarkStart w:id="0" w:name="_GoBack"/>
+            <w:bookmarkEnd w:id="0"/>
+            <w:r>
+              <w:rPr>
+                <w:rFonts w:ascii="SutonnyMJ" w:hAnsi="SutonnyMJ" w:cs="SutonnyMJ"/>
+                <w:b/>
+                <w:sz w:val="32"/>
+                <w:szCs w:val="32"/>
+              </w:rPr>
+              <w:t>KvjPvivj BÛvw÷ªR</w:t>
             </w:r>
             <w:r>
               <w:rPr>
@@ -2686,15 +2706,6 @@
                 <w:szCs w:val="32"/>
               </w:rPr>
             </w:pPr>
-            <w:r>
-              <w:rPr>
-                <w:rFonts w:ascii="SutonnyMJ" w:hAnsi="SutonnyMJ" w:cs="SutonnyMJ"/>
-                <w:b/>
-                <w:sz w:val="32"/>
-                <w:szCs w:val="32"/>
-              </w:rPr>
-              <w:t>2,167/-</w:t>
-            </w:r>
           </w:p>
         </w:tc>
         <w:tc>
@@ -4185,15 +4196,6 @@
                 <w:szCs w:val="32"/>
               </w:rPr>
             </w:pPr>
-            <w:r>
-              <w:rPr>
-                <w:rFonts w:ascii="SutonnyMJ" w:hAnsi="SutonnyMJ" w:cs="SutonnyMJ"/>
-                <w:b/>
-                <w:sz w:val="32"/>
-                <w:szCs w:val="32"/>
-              </w:rPr>
-              <w:t>2,167/-</w:t>
-            </w:r>
           </w:p>
         </w:tc>
         <w:tc>
@@ -6355,6 +6357,9 @@
     </w:tbl>
     <w:p>
       <w:pPr>
+        <w:tabs>
+          <w:tab w:val="left" w:pos="1305"/>
+        </w:tabs>
         <w:jc w:val="both"/>
         <w:rPr>
           <w:rFonts w:ascii="SutonnyMJ" w:hAnsi="SutonnyMJ" w:cs="SutonnyMJ"/>
@@ -7643,6 +7648,9 @@
     </w:tbl>
     <w:p>
       <w:pPr>
+        <w:tabs>
+          <w:tab w:val="left" w:pos="1305"/>
+        </w:tabs>
         <w:jc w:val="both"/>
         <w:rPr>
           <w:rFonts w:ascii="SutonnyMJ" w:hAnsi="SutonnyMJ" w:cs="SutonnyMJ"/>
@@ -9696,7 +9704,7 @@
 </file>
 
 <file path=customXml/itemProps1.xml><?xml version="1.0" encoding="utf-8"?>
-<ds:datastoreItem xmlns:ds="http://schemas.openxmlformats.org/officeDocument/2006/customXml" ds:itemID="{2CA4E4BF-9652-4755-8186-43B6F7CAE77A}">
+<ds:datastoreItem xmlns:ds="http://schemas.openxmlformats.org/officeDocument/2006/customXml" ds:itemID="{303B2A5A-3B9B-4BF3-ACE4-018710CA10F1}">
   <ds:schemaRefs>
     <ds:schemaRef ds:uri="http://schemas.openxmlformats.org/officeDocument/2006/bibliography"/>
   </ds:schemaRefs>

--- a/template_variants/DOCX/3HE_4E.2_3PET4_0EST.docx
+++ b/template_variants/DOCX/3HE_4E.2_3PET4_0EST.docx
@@ -23,6 +23,8 @@
         </w:rPr>
         <w:t>‡gvUi mvB‡Kj jMkxU</w:t>
       </w:r>
+      <w:bookmarkStart w:id="0" w:name="_GoBack"/>
+      <w:bookmarkEnd w:id="0"/>
     </w:p>
     <w:tbl>
       <w:tblPr>
@@ -110,8 +112,6 @@
               </w:rPr>
               <w:t>ª</w:t>
             </w:r>
-            <w:bookmarkStart w:id="0" w:name="_GoBack"/>
-            <w:bookmarkEnd w:id="0"/>
             <w:r>
               <w:rPr>
                 <w:rFonts w:ascii="SutonnyMJ" w:hAnsi="SutonnyMJ" w:cs="SutonnyMJ"/>
@@ -4864,11 +4864,11 @@
         <w:gridCol w:w="1080"/>
         <w:gridCol w:w="1080"/>
         <w:gridCol w:w="990"/>
-        <w:gridCol w:w="900"/>
+        <w:gridCol w:w="877"/>
         <w:gridCol w:w="1260"/>
-        <w:gridCol w:w="1260"/>
-        <w:gridCol w:w="1260"/>
-        <w:gridCol w:w="1260"/>
+        <w:gridCol w:w="1170"/>
+        <w:gridCol w:w="1170"/>
+        <w:gridCol w:w="1463"/>
         <w:gridCol w:w="990"/>
       </w:tblGrid>
       <w:tr>
@@ -5027,7 +5027,7 @@
         </w:tc>
         <w:tc>
           <w:tcPr>
-            <w:tcW w:w="2160" w:type="dxa"/>
+            <w:tcW w:w="2137" w:type="dxa"/>
             <w:gridSpan w:val="2"/>
             <w:tcBorders>
               <w:bottom w:val="single" w:sz="4" w:space="0" w:color="auto"/>
@@ -5057,7 +5057,7 @@
         </w:tc>
         <w:tc>
           <w:tcPr>
-            <w:tcW w:w="1260" w:type="dxa"/>
+            <w:tcW w:w="1170" w:type="dxa"/>
             <w:vMerge w:val="restart"/>
             <w:vAlign w:val="center"/>
           </w:tcPr>
@@ -5104,7 +5104,7 @@
         </w:tc>
         <w:tc>
           <w:tcPr>
-            <w:tcW w:w="1260" w:type="dxa"/>
+            <w:tcW w:w="1170" w:type="dxa"/>
             <w:vMerge w:val="restart"/>
             <w:vAlign w:val="center"/>
           </w:tcPr>
@@ -5151,7 +5151,7 @@
         </w:tc>
         <w:tc>
           <w:tcPr>
-            <w:tcW w:w="1260" w:type="dxa"/>
+            <w:tcW w:w="1463" w:type="dxa"/>
             <w:vMerge w:val="restart"/>
             <w:vAlign w:val="center"/>
           </w:tcPr>
@@ -5360,7 +5360,7 @@
         </w:tc>
         <w:tc>
           <w:tcPr>
-            <w:tcW w:w="900" w:type="dxa"/>
+            <w:tcW w:w="877" w:type="dxa"/>
             <w:tcBorders>
               <w:top w:val="single" w:sz="4" w:space="0" w:color="auto"/>
             </w:tcBorders>
@@ -5418,7 +5418,7 @@
         </w:tc>
         <w:tc>
           <w:tcPr>
-            <w:tcW w:w="1260" w:type="dxa"/>
+            <w:tcW w:w="1170" w:type="dxa"/>
             <w:vMerge/>
             <w:vAlign w:val="center"/>
           </w:tcPr>
@@ -5436,7 +5436,7 @@
         </w:tc>
         <w:tc>
           <w:tcPr>
-            <w:tcW w:w="1260" w:type="dxa"/>
+            <w:tcW w:w="1170" w:type="dxa"/>
             <w:vMerge/>
             <w:vAlign w:val="center"/>
           </w:tcPr>
@@ -5454,7 +5454,7 @@
         </w:tc>
         <w:tc>
           <w:tcPr>
-            <w:tcW w:w="1260" w:type="dxa"/>
+            <w:tcW w:w="1463" w:type="dxa"/>
             <w:vMerge/>
             <w:vAlign w:val="center"/>
           </w:tcPr>
@@ -5612,7 +5612,7 @@
         </w:tc>
         <w:tc>
           <w:tcPr>
-            <w:tcW w:w="900" w:type="dxa"/>
+            <w:tcW w:w="877" w:type="dxa"/>
           </w:tcPr>
           <w:p>
             <w:pPr>
@@ -5644,39 +5644,39 @@
         </w:tc>
         <w:tc>
           <w:tcPr>
-            <w:tcW w:w="1260" w:type="dxa"/>
-          </w:tcPr>
-          <w:p>
-            <w:pPr>
-              <w:jc w:val="center"/>
-              <w:rPr>
-                <w:rFonts w:ascii="SutonnyMJ" w:hAnsi="SutonnyMJ" w:cs="SutonnyMJ"/>
-                <w:b/>
-                <w:sz w:val="32"/>
-                <w:szCs w:val="32"/>
-              </w:rPr>
-            </w:pPr>
-          </w:p>
-        </w:tc>
-        <w:tc>
-          <w:tcPr>
-            <w:tcW w:w="1260" w:type="dxa"/>
-          </w:tcPr>
-          <w:p>
-            <w:pPr>
-              <w:jc w:val="center"/>
-              <w:rPr>
-                <w:rFonts w:ascii="SutonnyMJ" w:hAnsi="SutonnyMJ" w:cs="SutonnyMJ"/>
-                <w:b/>
-                <w:sz w:val="32"/>
-                <w:szCs w:val="32"/>
-              </w:rPr>
-            </w:pPr>
-          </w:p>
-        </w:tc>
-        <w:tc>
-          <w:tcPr>
-            <w:tcW w:w="1260" w:type="dxa"/>
+            <w:tcW w:w="1170" w:type="dxa"/>
+          </w:tcPr>
+          <w:p>
+            <w:pPr>
+              <w:jc w:val="center"/>
+              <w:rPr>
+                <w:rFonts w:ascii="SutonnyMJ" w:hAnsi="SutonnyMJ" w:cs="SutonnyMJ"/>
+                <w:b/>
+                <w:sz w:val="32"/>
+                <w:szCs w:val="32"/>
+              </w:rPr>
+            </w:pPr>
+          </w:p>
+        </w:tc>
+        <w:tc>
+          <w:tcPr>
+            <w:tcW w:w="1170" w:type="dxa"/>
+          </w:tcPr>
+          <w:p>
+            <w:pPr>
+              <w:jc w:val="center"/>
+              <w:rPr>
+                <w:rFonts w:ascii="SutonnyMJ" w:hAnsi="SutonnyMJ" w:cs="SutonnyMJ"/>
+                <w:b/>
+                <w:sz w:val="32"/>
+                <w:szCs w:val="32"/>
+              </w:rPr>
+            </w:pPr>
+          </w:p>
+        </w:tc>
+        <w:tc>
+          <w:tcPr>
+            <w:tcW w:w="1463" w:type="dxa"/>
           </w:tcPr>
           <w:p>
             <w:pPr>
@@ -5820,7 +5820,7 @@
         </w:tc>
         <w:tc>
           <w:tcPr>
-            <w:tcW w:w="900" w:type="dxa"/>
+            <w:tcW w:w="877" w:type="dxa"/>
           </w:tcPr>
           <w:p>
             <w:pPr>
@@ -5852,39 +5852,39 @@
         </w:tc>
         <w:tc>
           <w:tcPr>
-            <w:tcW w:w="1260" w:type="dxa"/>
-          </w:tcPr>
-          <w:p>
-            <w:pPr>
-              <w:jc w:val="center"/>
-              <w:rPr>
-                <w:rFonts w:ascii="SutonnyMJ" w:hAnsi="SutonnyMJ" w:cs="SutonnyMJ"/>
-                <w:b/>
-                <w:sz w:val="32"/>
-                <w:szCs w:val="32"/>
-              </w:rPr>
-            </w:pPr>
-          </w:p>
-        </w:tc>
-        <w:tc>
-          <w:tcPr>
-            <w:tcW w:w="1260" w:type="dxa"/>
-          </w:tcPr>
-          <w:p>
-            <w:pPr>
-              <w:jc w:val="center"/>
-              <w:rPr>
-                <w:rFonts w:ascii="SutonnyMJ" w:hAnsi="SutonnyMJ" w:cs="SutonnyMJ"/>
-                <w:b/>
-                <w:sz w:val="32"/>
-                <w:szCs w:val="32"/>
-              </w:rPr>
-            </w:pPr>
-          </w:p>
-        </w:tc>
-        <w:tc>
-          <w:tcPr>
-            <w:tcW w:w="1260" w:type="dxa"/>
+            <w:tcW w:w="1170" w:type="dxa"/>
+          </w:tcPr>
+          <w:p>
+            <w:pPr>
+              <w:jc w:val="center"/>
+              <w:rPr>
+                <w:rFonts w:ascii="SutonnyMJ" w:hAnsi="SutonnyMJ" w:cs="SutonnyMJ"/>
+                <w:b/>
+                <w:sz w:val="32"/>
+                <w:szCs w:val="32"/>
+              </w:rPr>
+            </w:pPr>
+          </w:p>
+        </w:tc>
+        <w:tc>
+          <w:tcPr>
+            <w:tcW w:w="1170" w:type="dxa"/>
+          </w:tcPr>
+          <w:p>
+            <w:pPr>
+              <w:jc w:val="center"/>
+              <w:rPr>
+                <w:rFonts w:ascii="SutonnyMJ" w:hAnsi="SutonnyMJ" w:cs="SutonnyMJ"/>
+                <w:b/>
+                <w:sz w:val="32"/>
+                <w:szCs w:val="32"/>
+              </w:rPr>
+            </w:pPr>
+          </w:p>
+        </w:tc>
+        <w:tc>
+          <w:tcPr>
+            <w:tcW w:w="1463" w:type="dxa"/>
           </w:tcPr>
           <w:p>
             <w:pPr>
@@ -6025,7 +6025,7 @@
         </w:tc>
         <w:tc>
           <w:tcPr>
-            <w:tcW w:w="900" w:type="dxa"/>
+            <w:tcW w:w="877" w:type="dxa"/>
           </w:tcPr>
           <w:p>
             <w:pPr>
@@ -6057,39 +6057,39 @@
         </w:tc>
         <w:tc>
           <w:tcPr>
-            <w:tcW w:w="1260" w:type="dxa"/>
-          </w:tcPr>
-          <w:p>
-            <w:pPr>
-              <w:jc w:val="center"/>
-              <w:rPr>
-                <w:rFonts w:ascii="SutonnyMJ" w:hAnsi="SutonnyMJ" w:cs="SutonnyMJ"/>
-                <w:b/>
-                <w:sz w:val="32"/>
-                <w:szCs w:val="32"/>
-              </w:rPr>
-            </w:pPr>
-          </w:p>
-        </w:tc>
-        <w:tc>
-          <w:tcPr>
-            <w:tcW w:w="1260" w:type="dxa"/>
-          </w:tcPr>
-          <w:p>
-            <w:pPr>
-              <w:jc w:val="center"/>
-              <w:rPr>
-                <w:rFonts w:ascii="SutonnyMJ" w:hAnsi="SutonnyMJ" w:cs="SutonnyMJ"/>
-                <w:b/>
-                <w:sz w:val="32"/>
-                <w:szCs w:val="32"/>
-              </w:rPr>
-            </w:pPr>
-          </w:p>
-        </w:tc>
-        <w:tc>
-          <w:tcPr>
-            <w:tcW w:w="1260" w:type="dxa"/>
+            <w:tcW w:w="1170" w:type="dxa"/>
+          </w:tcPr>
+          <w:p>
+            <w:pPr>
+              <w:jc w:val="center"/>
+              <w:rPr>
+                <w:rFonts w:ascii="SutonnyMJ" w:hAnsi="SutonnyMJ" w:cs="SutonnyMJ"/>
+                <w:b/>
+                <w:sz w:val="32"/>
+                <w:szCs w:val="32"/>
+              </w:rPr>
+            </w:pPr>
+          </w:p>
+        </w:tc>
+        <w:tc>
+          <w:tcPr>
+            <w:tcW w:w="1170" w:type="dxa"/>
+          </w:tcPr>
+          <w:p>
+            <w:pPr>
+              <w:jc w:val="center"/>
+              <w:rPr>
+                <w:rFonts w:ascii="SutonnyMJ" w:hAnsi="SutonnyMJ" w:cs="SutonnyMJ"/>
+                <w:b/>
+                <w:sz w:val="32"/>
+                <w:szCs w:val="32"/>
+              </w:rPr>
+            </w:pPr>
+          </w:p>
+        </w:tc>
+        <w:tc>
+          <w:tcPr>
+            <w:tcW w:w="1463" w:type="dxa"/>
           </w:tcPr>
           <w:p>
             <w:pPr>
@@ -6253,7 +6253,7 @@
         </w:tc>
         <w:tc>
           <w:tcPr>
-            <w:tcW w:w="900" w:type="dxa"/>
+            <w:tcW w:w="877" w:type="dxa"/>
             <w:vAlign w:val="center"/>
           </w:tcPr>
           <w:p>
@@ -6287,41 +6287,41 @@
         </w:tc>
         <w:tc>
           <w:tcPr>
-            <w:tcW w:w="1260" w:type="dxa"/>
-            <w:vAlign w:val="center"/>
-          </w:tcPr>
-          <w:p>
-            <w:pPr>
-              <w:jc w:val="center"/>
-              <w:rPr>
-                <w:rFonts w:ascii="SutonnyMJ" w:hAnsi="SutonnyMJ" w:cs="SutonnyMJ"/>
-                <w:b/>
-                <w:sz w:val="32"/>
-                <w:szCs w:val="32"/>
-              </w:rPr>
-            </w:pPr>
-          </w:p>
-        </w:tc>
-        <w:tc>
-          <w:tcPr>
-            <w:tcW w:w="1260" w:type="dxa"/>
-            <w:vAlign w:val="center"/>
-          </w:tcPr>
-          <w:p>
-            <w:pPr>
-              <w:jc w:val="center"/>
-              <w:rPr>
-                <w:rFonts w:ascii="SutonnyMJ" w:hAnsi="SutonnyMJ" w:cs="SutonnyMJ"/>
-                <w:b/>
-                <w:sz w:val="32"/>
-                <w:szCs w:val="32"/>
-              </w:rPr>
-            </w:pPr>
-          </w:p>
-        </w:tc>
-        <w:tc>
-          <w:tcPr>
-            <w:tcW w:w="1260" w:type="dxa"/>
+            <w:tcW w:w="1170" w:type="dxa"/>
+            <w:vAlign w:val="center"/>
+          </w:tcPr>
+          <w:p>
+            <w:pPr>
+              <w:jc w:val="center"/>
+              <w:rPr>
+                <w:rFonts w:ascii="SutonnyMJ" w:hAnsi="SutonnyMJ" w:cs="SutonnyMJ"/>
+                <w:b/>
+                <w:sz w:val="32"/>
+                <w:szCs w:val="32"/>
+              </w:rPr>
+            </w:pPr>
+          </w:p>
+        </w:tc>
+        <w:tc>
+          <w:tcPr>
+            <w:tcW w:w="1170" w:type="dxa"/>
+            <w:vAlign w:val="center"/>
+          </w:tcPr>
+          <w:p>
+            <w:pPr>
+              <w:jc w:val="center"/>
+              <w:rPr>
+                <w:rFonts w:ascii="SutonnyMJ" w:hAnsi="SutonnyMJ" w:cs="SutonnyMJ"/>
+                <w:b/>
+                <w:sz w:val="32"/>
+                <w:szCs w:val="32"/>
+              </w:rPr>
+            </w:pPr>
+          </w:p>
+        </w:tc>
+        <w:tc>
+          <w:tcPr>
+            <w:tcW w:w="1463" w:type="dxa"/>
             <w:vAlign w:val="center"/>
           </w:tcPr>
           <w:p>
@@ -9704,7 +9704,7 @@
 </file>
 
 <file path=customXml/itemProps1.xml><?xml version="1.0" encoding="utf-8"?>
-<ds:datastoreItem xmlns:ds="http://schemas.openxmlformats.org/officeDocument/2006/customXml" ds:itemID="{303B2A5A-3B9B-4BF3-ACE4-018710CA10F1}">
+<ds:datastoreItem xmlns:ds="http://schemas.openxmlformats.org/officeDocument/2006/customXml" ds:itemID="{D1DEF21D-5A1F-416D-8D30-6641159CC45B}">
   <ds:schemaRefs>
     <ds:schemaRef ds:uri="http://schemas.openxmlformats.org/officeDocument/2006/bibliography"/>
   </ds:schemaRefs>

--- a/template_variants/DOCX/3HE_4E.2_3PET4_0EST.docx
+++ b/template_variants/DOCX/3HE_4E.2_3PET4_0EST.docx
@@ -23,8 +23,6 @@
         </w:rPr>
         <w:t>‡gvUi mvB‡Kj jMkxU</w:t>
       </w:r>
-      <w:bookmarkStart w:id="0" w:name="_GoBack"/>
-      <w:bookmarkEnd w:id="0"/>
     </w:p>
     <w:tbl>
       <w:tblPr>
@@ -112,6 +110,8 @@
               </w:rPr>
               <w:t>ª</w:t>
             </w:r>
+            <w:bookmarkStart w:id="0" w:name="_GoBack"/>
+            <w:bookmarkEnd w:id="0"/>
             <w:r>
               <w:rPr>
                 <w:rFonts w:ascii="SutonnyMJ" w:hAnsi="SutonnyMJ" w:cs="SutonnyMJ"/>
@@ -4864,11 +4864,11 @@
         <w:gridCol w:w="1080"/>
         <w:gridCol w:w="1080"/>
         <w:gridCol w:w="990"/>
-        <w:gridCol w:w="877"/>
+        <w:gridCol w:w="900"/>
         <w:gridCol w:w="1260"/>
-        <w:gridCol w:w="1170"/>
-        <w:gridCol w:w="1170"/>
-        <w:gridCol w:w="1463"/>
+        <w:gridCol w:w="1260"/>
+        <w:gridCol w:w="1260"/>
+        <w:gridCol w:w="1260"/>
         <w:gridCol w:w="990"/>
       </w:tblGrid>
       <w:tr>
@@ -5027,7 +5027,7 @@
         </w:tc>
         <w:tc>
           <w:tcPr>
-            <w:tcW w:w="2137" w:type="dxa"/>
+            <w:tcW w:w="2160" w:type="dxa"/>
             <w:gridSpan w:val="2"/>
             <w:tcBorders>
               <w:bottom w:val="single" w:sz="4" w:space="0" w:color="auto"/>
@@ -5057,7 +5057,7 @@
         </w:tc>
         <w:tc>
           <w:tcPr>
-            <w:tcW w:w="1170" w:type="dxa"/>
+            <w:tcW w:w="1260" w:type="dxa"/>
             <w:vMerge w:val="restart"/>
             <w:vAlign w:val="center"/>
           </w:tcPr>
@@ -5104,7 +5104,7 @@
         </w:tc>
         <w:tc>
           <w:tcPr>
-            <w:tcW w:w="1170" w:type="dxa"/>
+            <w:tcW w:w="1260" w:type="dxa"/>
             <w:vMerge w:val="restart"/>
             <w:vAlign w:val="center"/>
           </w:tcPr>
@@ -5151,7 +5151,7 @@
         </w:tc>
         <w:tc>
           <w:tcPr>
-            <w:tcW w:w="1463" w:type="dxa"/>
+            <w:tcW w:w="1260" w:type="dxa"/>
             <w:vMerge w:val="restart"/>
             <w:vAlign w:val="center"/>
           </w:tcPr>
@@ -5360,7 +5360,7 @@
         </w:tc>
         <w:tc>
           <w:tcPr>
-            <w:tcW w:w="877" w:type="dxa"/>
+            <w:tcW w:w="900" w:type="dxa"/>
             <w:tcBorders>
               <w:top w:val="single" w:sz="4" w:space="0" w:color="auto"/>
             </w:tcBorders>
@@ -5418,7 +5418,7 @@
         </w:tc>
         <w:tc>
           <w:tcPr>
-            <w:tcW w:w="1170" w:type="dxa"/>
+            <w:tcW w:w="1260" w:type="dxa"/>
             <w:vMerge/>
             <w:vAlign w:val="center"/>
           </w:tcPr>
@@ -5436,7 +5436,7 @@
         </w:tc>
         <w:tc>
           <w:tcPr>
-            <w:tcW w:w="1170" w:type="dxa"/>
+            <w:tcW w:w="1260" w:type="dxa"/>
             <w:vMerge/>
             <w:vAlign w:val="center"/>
           </w:tcPr>
@@ -5454,7 +5454,7 @@
         </w:tc>
         <w:tc>
           <w:tcPr>
-            <w:tcW w:w="1463" w:type="dxa"/>
+            <w:tcW w:w="1260" w:type="dxa"/>
             <w:vMerge/>
             <w:vAlign w:val="center"/>
           </w:tcPr>
@@ -5612,7 +5612,7 @@
         </w:tc>
         <w:tc>
           <w:tcPr>
-            <w:tcW w:w="877" w:type="dxa"/>
+            <w:tcW w:w="900" w:type="dxa"/>
           </w:tcPr>
           <w:p>
             <w:pPr>
@@ -5644,39 +5644,39 @@
         </w:tc>
         <w:tc>
           <w:tcPr>
-            <w:tcW w:w="1170" w:type="dxa"/>
-          </w:tcPr>
-          <w:p>
-            <w:pPr>
-              <w:jc w:val="center"/>
-              <w:rPr>
-                <w:rFonts w:ascii="SutonnyMJ" w:hAnsi="SutonnyMJ" w:cs="SutonnyMJ"/>
-                <w:b/>
-                <w:sz w:val="32"/>
-                <w:szCs w:val="32"/>
-              </w:rPr>
-            </w:pPr>
-          </w:p>
-        </w:tc>
-        <w:tc>
-          <w:tcPr>
-            <w:tcW w:w="1170" w:type="dxa"/>
-          </w:tcPr>
-          <w:p>
-            <w:pPr>
-              <w:jc w:val="center"/>
-              <w:rPr>
-                <w:rFonts w:ascii="SutonnyMJ" w:hAnsi="SutonnyMJ" w:cs="SutonnyMJ"/>
-                <w:b/>
-                <w:sz w:val="32"/>
-                <w:szCs w:val="32"/>
-              </w:rPr>
-            </w:pPr>
-          </w:p>
-        </w:tc>
-        <w:tc>
-          <w:tcPr>
-            <w:tcW w:w="1463" w:type="dxa"/>
+            <w:tcW w:w="1260" w:type="dxa"/>
+          </w:tcPr>
+          <w:p>
+            <w:pPr>
+              <w:jc w:val="center"/>
+              <w:rPr>
+                <w:rFonts w:ascii="SutonnyMJ" w:hAnsi="SutonnyMJ" w:cs="SutonnyMJ"/>
+                <w:b/>
+                <w:sz w:val="32"/>
+                <w:szCs w:val="32"/>
+              </w:rPr>
+            </w:pPr>
+          </w:p>
+        </w:tc>
+        <w:tc>
+          <w:tcPr>
+            <w:tcW w:w="1260" w:type="dxa"/>
+          </w:tcPr>
+          <w:p>
+            <w:pPr>
+              <w:jc w:val="center"/>
+              <w:rPr>
+                <w:rFonts w:ascii="SutonnyMJ" w:hAnsi="SutonnyMJ" w:cs="SutonnyMJ"/>
+                <w:b/>
+                <w:sz w:val="32"/>
+                <w:szCs w:val="32"/>
+              </w:rPr>
+            </w:pPr>
+          </w:p>
+        </w:tc>
+        <w:tc>
+          <w:tcPr>
+            <w:tcW w:w="1260" w:type="dxa"/>
           </w:tcPr>
           <w:p>
             <w:pPr>
@@ -5820,7 +5820,7 @@
         </w:tc>
         <w:tc>
           <w:tcPr>
-            <w:tcW w:w="877" w:type="dxa"/>
+            <w:tcW w:w="900" w:type="dxa"/>
           </w:tcPr>
           <w:p>
             <w:pPr>
@@ -5852,39 +5852,39 @@
         </w:tc>
         <w:tc>
           <w:tcPr>
-            <w:tcW w:w="1170" w:type="dxa"/>
-          </w:tcPr>
-          <w:p>
-            <w:pPr>
-              <w:jc w:val="center"/>
-              <w:rPr>
-                <w:rFonts w:ascii="SutonnyMJ" w:hAnsi="SutonnyMJ" w:cs="SutonnyMJ"/>
-                <w:b/>
-                <w:sz w:val="32"/>
-                <w:szCs w:val="32"/>
-              </w:rPr>
-            </w:pPr>
-          </w:p>
-        </w:tc>
-        <w:tc>
-          <w:tcPr>
-            <w:tcW w:w="1170" w:type="dxa"/>
-          </w:tcPr>
-          <w:p>
-            <w:pPr>
-              <w:jc w:val="center"/>
-              <w:rPr>
-                <w:rFonts w:ascii="SutonnyMJ" w:hAnsi="SutonnyMJ" w:cs="SutonnyMJ"/>
-                <w:b/>
-                <w:sz w:val="32"/>
-                <w:szCs w:val="32"/>
-              </w:rPr>
-            </w:pPr>
-          </w:p>
-        </w:tc>
-        <w:tc>
-          <w:tcPr>
-            <w:tcW w:w="1463" w:type="dxa"/>
+            <w:tcW w:w="1260" w:type="dxa"/>
+          </w:tcPr>
+          <w:p>
+            <w:pPr>
+              <w:jc w:val="center"/>
+              <w:rPr>
+                <w:rFonts w:ascii="SutonnyMJ" w:hAnsi="SutonnyMJ" w:cs="SutonnyMJ"/>
+                <w:b/>
+                <w:sz w:val="32"/>
+                <w:szCs w:val="32"/>
+              </w:rPr>
+            </w:pPr>
+          </w:p>
+        </w:tc>
+        <w:tc>
+          <w:tcPr>
+            <w:tcW w:w="1260" w:type="dxa"/>
+          </w:tcPr>
+          <w:p>
+            <w:pPr>
+              <w:jc w:val="center"/>
+              <w:rPr>
+                <w:rFonts w:ascii="SutonnyMJ" w:hAnsi="SutonnyMJ" w:cs="SutonnyMJ"/>
+                <w:b/>
+                <w:sz w:val="32"/>
+                <w:szCs w:val="32"/>
+              </w:rPr>
+            </w:pPr>
+          </w:p>
+        </w:tc>
+        <w:tc>
+          <w:tcPr>
+            <w:tcW w:w="1260" w:type="dxa"/>
           </w:tcPr>
           <w:p>
             <w:pPr>
@@ -6025,7 +6025,7 @@
         </w:tc>
         <w:tc>
           <w:tcPr>
-            <w:tcW w:w="877" w:type="dxa"/>
+            <w:tcW w:w="900" w:type="dxa"/>
           </w:tcPr>
           <w:p>
             <w:pPr>
@@ -6057,39 +6057,39 @@
         </w:tc>
         <w:tc>
           <w:tcPr>
-            <w:tcW w:w="1170" w:type="dxa"/>
-          </w:tcPr>
-          <w:p>
-            <w:pPr>
-              <w:jc w:val="center"/>
-              <w:rPr>
-                <w:rFonts w:ascii="SutonnyMJ" w:hAnsi="SutonnyMJ" w:cs="SutonnyMJ"/>
-                <w:b/>
-                <w:sz w:val="32"/>
-                <w:szCs w:val="32"/>
-              </w:rPr>
-            </w:pPr>
-          </w:p>
-        </w:tc>
-        <w:tc>
-          <w:tcPr>
-            <w:tcW w:w="1170" w:type="dxa"/>
-          </w:tcPr>
-          <w:p>
-            <w:pPr>
-              <w:jc w:val="center"/>
-              <w:rPr>
-                <w:rFonts w:ascii="SutonnyMJ" w:hAnsi="SutonnyMJ" w:cs="SutonnyMJ"/>
-                <w:b/>
-                <w:sz w:val="32"/>
-                <w:szCs w:val="32"/>
-              </w:rPr>
-            </w:pPr>
-          </w:p>
-        </w:tc>
-        <w:tc>
-          <w:tcPr>
-            <w:tcW w:w="1463" w:type="dxa"/>
+            <w:tcW w:w="1260" w:type="dxa"/>
+          </w:tcPr>
+          <w:p>
+            <w:pPr>
+              <w:jc w:val="center"/>
+              <w:rPr>
+                <w:rFonts w:ascii="SutonnyMJ" w:hAnsi="SutonnyMJ" w:cs="SutonnyMJ"/>
+                <w:b/>
+                <w:sz w:val="32"/>
+                <w:szCs w:val="32"/>
+              </w:rPr>
+            </w:pPr>
+          </w:p>
+        </w:tc>
+        <w:tc>
+          <w:tcPr>
+            <w:tcW w:w="1260" w:type="dxa"/>
+          </w:tcPr>
+          <w:p>
+            <w:pPr>
+              <w:jc w:val="center"/>
+              <w:rPr>
+                <w:rFonts w:ascii="SutonnyMJ" w:hAnsi="SutonnyMJ" w:cs="SutonnyMJ"/>
+                <w:b/>
+                <w:sz w:val="32"/>
+                <w:szCs w:val="32"/>
+              </w:rPr>
+            </w:pPr>
+          </w:p>
+        </w:tc>
+        <w:tc>
+          <w:tcPr>
+            <w:tcW w:w="1260" w:type="dxa"/>
           </w:tcPr>
           <w:p>
             <w:pPr>
@@ -6253,7 +6253,7 @@
         </w:tc>
         <w:tc>
           <w:tcPr>
-            <w:tcW w:w="877" w:type="dxa"/>
+            <w:tcW w:w="900" w:type="dxa"/>
             <w:vAlign w:val="center"/>
           </w:tcPr>
           <w:p>
@@ -6287,41 +6287,41 @@
         </w:tc>
         <w:tc>
           <w:tcPr>
-            <w:tcW w:w="1170" w:type="dxa"/>
-            <w:vAlign w:val="center"/>
-          </w:tcPr>
-          <w:p>
-            <w:pPr>
-              <w:jc w:val="center"/>
-              <w:rPr>
-                <w:rFonts w:ascii="SutonnyMJ" w:hAnsi="SutonnyMJ" w:cs="SutonnyMJ"/>
-                <w:b/>
-                <w:sz w:val="32"/>
-                <w:szCs w:val="32"/>
-              </w:rPr>
-            </w:pPr>
-          </w:p>
-        </w:tc>
-        <w:tc>
-          <w:tcPr>
-            <w:tcW w:w="1170" w:type="dxa"/>
-            <w:vAlign w:val="center"/>
-          </w:tcPr>
-          <w:p>
-            <w:pPr>
-              <w:jc w:val="center"/>
-              <w:rPr>
-                <w:rFonts w:ascii="SutonnyMJ" w:hAnsi="SutonnyMJ" w:cs="SutonnyMJ"/>
-                <w:b/>
-                <w:sz w:val="32"/>
-                <w:szCs w:val="32"/>
-              </w:rPr>
-            </w:pPr>
-          </w:p>
-        </w:tc>
-        <w:tc>
-          <w:tcPr>
-            <w:tcW w:w="1463" w:type="dxa"/>
+            <w:tcW w:w="1260" w:type="dxa"/>
+            <w:vAlign w:val="center"/>
+          </w:tcPr>
+          <w:p>
+            <w:pPr>
+              <w:jc w:val="center"/>
+              <w:rPr>
+                <w:rFonts w:ascii="SutonnyMJ" w:hAnsi="SutonnyMJ" w:cs="SutonnyMJ"/>
+                <w:b/>
+                <w:sz w:val="32"/>
+                <w:szCs w:val="32"/>
+              </w:rPr>
+            </w:pPr>
+          </w:p>
+        </w:tc>
+        <w:tc>
+          <w:tcPr>
+            <w:tcW w:w="1260" w:type="dxa"/>
+            <w:vAlign w:val="center"/>
+          </w:tcPr>
+          <w:p>
+            <w:pPr>
+              <w:jc w:val="center"/>
+              <w:rPr>
+                <w:rFonts w:ascii="SutonnyMJ" w:hAnsi="SutonnyMJ" w:cs="SutonnyMJ"/>
+                <w:b/>
+                <w:sz w:val="32"/>
+                <w:szCs w:val="32"/>
+              </w:rPr>
+            </w:pPr>
+          </w:p>
+        </w:tc>
+        <w:tc>
+          <w:tcPr>
+            <w:tcW w:w="1260" w:type="dxa"/>
             <w:vAlign w:val="center"/>
           </w:tcPr>
           <w:p>
@@ -9704,7 +9704,7 @@
 </file>
 
 <file path=customXml/itemProps1.xml><?xml version="1.0" encoding="utf-8"?>
-<ds:datastoreItem xmlns:ds="http://schemas.openxmlformats.org/officeDocument/2006/customXml" ds:itemID="{D1DEF21D-5A1F-416D-8D30-6641159CC45B}">
+<ds:datastoreItem xmlns:ds="http://schemas.openxmlformats.org/officeDocument/2006/customXml" ds:itemID="{303B2A5A-3B9B-4BF3-ACE4-018710CA10F1}">
   <ds:schemaRefs>
     <ds:schemaRef ds:uri="http://schemas.openxmlformats.org/officeDocument/2006/bibliography"/>
   </ds:schemaRefs>

--- a/template_variants/DOCX/3HE_4E.2_3PET4_0EST.docx
+++ b/template_variants/DOCX/3HE_4E.2_3PET4_0EST.docx
@@ -23,8 +23,6 @@
         </w:rPr>
         <w:t>‡gvUi mvB‡Kj jMkxU</w:t>
       </w:r>
-      <w:bookmarkStart w:id="0" w:name="_GoBack"/>
-      <w:bookmarkEnd w:id="0"/>
     </w:p>
     <w:tbl>
       <w:tblPr>
@@ -4867,8 +4865,8 @@
         <w:gridCol w:w="877"/>
         <w:gridCol w:w="1260"/>
         <w:gridCol w:w="1170"/>
-        <w:gridCol w:w="1170"/>
-        <w:gridCol w:w="1463"/>
+        <w:gridCol w:w="1260"/>
+        <w:gridCol w:w="1373"/>
         <w:gridCol w:w="990"/>
       </w:tblGrid>
       <w:tr>
@@ -5104,7 +5102,7 @@
         </w:tc>
         <w:tc>
           <w:tcPr>
-            <w:tcW w:w="1170" w:type="dxa"/>
+            <w:tcW w:w="1260" w:type="dxa"/>
             <w:vMerge w:val="restart"/>
             <w:vAlign w:val="center"/>
           </w:tcPr>
@@ -5151,7 +5149,7 @@
         </w:tc>
         <w:tc>
           <w:tcPr>
-            <w:tcW w:w="1463" w:type="dxa"/>
+            <w:tcW w:w="1373" w:type="dxa"/>
             <w:vMerge w:val="restart"/>
             <w:vAlign w:val="center"/>
           </w:tcPr>
@@ -5436,7 +5434,7 @@
         </w:tc>
         <w:tc>
           <w:tcPr>
-            <w:tcW w:w="1170" w:type="dxa"/>
+            <w:tcW w:w="1260" w:type="dxa"/>
             <w:vMerge/>
             <w:vAlign w:val="center"/>
           </w:tcPr>
@@ -5454,7 +5452,7 @@
         </w:tc>
         <w:tc>
           <w:tcPr>
-            <w:tcW w:w="1463" w:type="dxa"/>
+            <w:tcW w:w="1373" w:type="dxa"/>
             <w:vMerge/>
             <w:vAlign w:val="center"/>
           </w:tcPr>
@@ -5660,23 +5658,23 @@
         </w:tc>
         <w:tc>
           <w:tcPr>
-            <w:tcW w:w="1170" w:type="dxa"/>
-          </w:tcPr>
-          <w:p>
-            <w:pPr>
-              <w:jc w:val="center"/>
-              <w:rPr>
-                <w:rFonts w:ascii="SutonnyMJ" w:hAnsi="SutonnyMJ" w:cs="SutonnyMJ"/>
-                <w:b/>
-                <w:sz w:val="32"/>
-                <w:szCs w:val="32"/>
-              </w:rPr>
-            </w:pPr>
-          </w:p>
-        </w:tc>
-        <w:tc>
-          <w:tcPr>
-            <w:tcW w:w="1463" w:type="dxa"/>
+            <w:tcW w:w="1260" w:type="dxa"/>
+          </w:tcPr>
+          <w:p>
+            <w:pPr>
+              <w:jc w:val="center"/>
+              <w:rPr>
+                <w:rFonts w:ascii="SutonnyMJ" w:hAnsi="SutonnyMJ" w:cs="SutonnyMJ"/>
+                <w:b/>
+                <w:sz w:val="32"/>
+                <w:szCs w:val="32"/>
+              </w:rPr>
+            </w:pPr>
+          </w:p>
+        </w:tc>
+        <w:tc>
+          <w:tcPr>
+            <w:tcW w:w="1373" w:type="dxa"/>
           </w:tcPr>
           <w:p>
             <w:pPr>
@@ -5868,23 +5866,23 @@
         </w:tc>
         <w:tc>
           <w:tcPr>
-            <w:tcW w:w="1170" w:type="dxa"/>
-          </w:tcPr>
-          <w:p>
-            <w:pPr>
-              <w:jc w:val="center"/>
-              <w:rPr>
-                <w:rFonts w:ascii="SutonnyMJ" w:hAnsi="SutonnyMJ" w:cs="SutonnyMJ"/>
-                <w:b/>
-                <w:sz w:val="32"/>
-                <w:szCs w:val="32"/>
-              </w:rPr>
-            </w:pPr>
-          </w:p>
-        </w:tc>
-        <w:tc>
-          <w:tcPr>
-            <w:tcW w:w="1463" w:type="dxa"/>
+            <w:tcW w:w="1260" w:type="dxa"/>
+          </w:tcPr>
+          <w:p>
+            <w:pPr>
+              <w:jc w:val="center"/>
+              <w:rPr>
+                <w:rFonts w:ascii="SutonnyMJ" w:hAnsi="SutonnyMJ" w:cs="SutonnyMJ"/>
+                <w:b/>
+                <w:sz w:val="32"/>
+                <w:szCs w:val="32"/>
+              </w:rPr>
+            </w:pPr>
+          </w:p>
+        </w:tc>
+        <w:tc>
+          <w:tcPr>
+            <w:tcW w:w="1373" w:type="dxa"/>
           </w:tcPr>
           <w:p>
             <w:pPr>
@@ -6073,23 +6071,23 @@
         </w:tc>
         <w:tc>
           <w:tcPr>
-            <w:tcW w:w="1170" w:type="dxa"/>
-          </w:tcPr>
-          <w:p>
-            <w:pPr>
-              <w:jc w:val="center"/>
-              <w:rPr>
-                <w:rFonts w:ascii="SutonnyMJ" w:hAnsi="SutonnyMJ" w:cs="SutonnyMJ"/>
-                <w:b/>
-                <w:sz w:val="32"/>
-                <w:szCs w:val="32"/>
-              </w:rPr>
-            </w:pPr>
-          </w:p>
-        </w:tc>
-        <w:tc>
-          <w:tcPr>
-            <w:tcW w:w="1463" w:type="dxa"/>
+            <w:tcW w:w="1260" w:type="dxa"/>
+          </w:tcPr>
+          <w:p>
+            <w:pPr>
+              <w:jc w:val="center"/>
+              <w:rPr>
+                <w:rFonts w:ascii="SutonnyMJ" w:hAnsi="SutonnyMJ" w:cs="SutonnyMJ"/>
+                <w:b/>
+                <w:sz w:val="32"/>
+                <w:szCs w:val="32"/>
+              </w:rPr>
+            </w:pPr>
+          </w:p>
+        </w:tc>
+        <w:tc>
+          <w:tcPr>
+            <w:tcW w:w="1373" w:type="dxa"/>
           </w:tcPr>
           <w:p>
             <w:pPr>
@@ -6249,6 +6247,8 @@
                 <w:szCs w:val="32"/>
               </w:rPr>
             </w:pPr>
+            <w:bookmarkStart w:id="0" w:name="_GoBack"/>
+            <w:bookmarkEnd w:id="0"/>
           </w:p>
         </w:tc>
         <w:tc>
@@ -6304,24 +6304,24 @@
         </w:tc>
         <w:tc>
           <w:tcPr>
-            <w:tcW w:w="1170" w:type="dxa"/>
-            <w:vAlign w:val="center"/>
-          </w:tcPr>
-          <w:p>
-            <w:pPr>
-              <w:jc w:val="center"/>
-              <w:rPr>
-                <w:rFonts w:ascii="SutonnyMJ" w:hAnsi="SutonnyMJ" w:cs="SutonnyMJ"/>
-                <w:b/>
-                <w:sz w:val="32"/>
-                <w:szCs w:val="32"/>
-              </w:rPr>
-            </w:pPr>
-          </w:p>
-        </w:tc>
-        <w:tc>
-          <w:tcPr>
-            <w:tcW w:w="1463" w:type="dxa"/>
+            <w:tcW w:w="1260" w:type="dxa"/>
+            <w:vAlign w:val="center"/>
+          </w:tcPr>
+          <w:p>
+            <w:pPr>
+              <w:jc w:val="center"/>
+              <w:rPr>
+                <w:rFonts w:ascii="SutonnyMJ" w:hAnsi="SutonnyMJ" w:cs="SutonnyMJ"/>
+                <w:b/>
+                <w:sz w:val="32"/>
+                <w:szCs w:val="32"/>
+              </w:rPr>
+            </w:pPr>
+          </w:p>
+        </w:tc>
+        <w:tc>
+          <w:tcPr>
+            <w:tcW w:w="1373" w:type="dxa"/>
             <w:vAlign w:val="center"/>
           </w:tcPr>
           <w:p>
@@ -9704,7 +9704,7 @@
 </file>
 
 <file path=customXml/itemProps1.xml><?xml version="1.0" encoding="utf-8"?>
-<ds:datastoreItem xmlns:ds="http://schemas.openxmlformats.org/officeDocument/2006/customXml" ds:itemID="{D1DEF21D-5A1F-416D-8D30-6641159CC45B}">
+<ds:datastoreItem xmlns:ds="http://schemas.openxmlformats.org/officeDocument/2006/customXml" ds:itemID="{C19CAC3A-54B5-432A-B99C-44545CC57890}">
   <ds:schemaRefs>
     <ds:schemaRef ds:uri="http://schemas.openxmlformats.org/officeDocument/2006/bibliography"/>
   </ds:schemaRefs>
